--- a/smlouva4_anon.docx
+++ b/smlouva4_anon.docx
@@ -140,7 +140,7 @@
           <w:b/>
           <w:bCs/>
         </w:rPr>
-        <w:t>Michal Říha, nar. [[DATE_5]], trvale bytem [[ADDRESS_5]]</w:t>
+        <w:t>[[PERSON_7]], nar. [[DATE_5]], trvale bytem [[ADDRESS_5]]</w:t>
       </w:r>
       <w:r/>
     </w:p>
@@ -591,11 +591,10 @@
     <w:p>
       <w:r>
         <w:t>…………………………………</w:t>
-      </w:r>
-      <w:r>
         <w:br/>
-        <w:t>Michal Říha</w:t>
-      </w:r>
+        <w:t>[[PERSON_7]]</w:t>
+      </w:r>
+      <w:r/>
     </w:p>
     <w:p>
       <w:r>

--- a/smlouva4_anon.docx
+++ b/smlouva4_anon.docx
@@ -72,7 +72,7 @@
           <w:b/>
           <w:bCs/>
         </w:rPr>
-        <w:t>[[PERSON_5]], nar. [[DATE_2]], trvale bytem [[ADDRESS_2]]</w:t>
+        <w:t>[[PERSON_4]], nar. [[DATE_2]], trvale bytem [[ADDRESS_2]]</w:t>
       </w:r>
       <w:r/>
     </w:p>
@@ -140,7 +140,7 @@
           <w:b/>
           <w:bCs/>
         </w:rPr>
-        <w:t>[[PERSON_7]], nar. [[DATE_5]], trvale bytem [[ADDRESS_5]]</w:t>
+        <w:t>[[PERSON_6]], nar. [[DATE_5]], trvale bytem [[ADDRESS_5]]</w:t>
       </w:r>
       <w:r/>
     </w:p>
@@ -156,7 +156,7 @@
           <w:b/>
           <w:bCs/>
         </w:rPr>
-        <w:t>[[PERSON_6]], nar. [[DATE_6]], trvale bytem [[ADDRESS_6]]</w:t>
+        <w:t>[[PERSON_5]], nar. [[DATE_6]], trvale bytem [[ADDRESS_6]]</w:t>
       </w:r>
       <w:r/>
     </w:p>
@@ -219,7 +219,7 @@
         </w:numPr>
       </w:pPr>
       <w:r>
-        <w:t>Dlužníci tímto potvrzují, že jim byla uvedená částka předána dne [[DATE_7]] v hotovosti v přítomnosti svědka, paní [[PERSON_5]].</w:t>
+        <w:t>Dlužníci tímto potvrzují, že jim byla uvedená částka předána dne [[DATE_7]] v hotovosti v přítomnosti svědka, paní [[PERSON_4]].</w:t>
       </w:r>
       <w:r>
         <w:rPr>
@@ -339,7 +339,7 @@
         </w:numPr>
       </w:pPr>
       <w:r>
-        <w:t>V případě prodlení delšího než 14 dní je věřitelka [[PERSON_5]] oprávněna uplatnit smluvní pokutu ve výši 1 000 Kč za každý započatý měsíc prodlení.</w:t>
+        <w:t>V případě prodlení delšího než 14 dní je věřitelka [[PERSON_4]] oprávněna uplatnit smluvní pokutu ve výši 1 000 Kč za každý započatý měsíc prodlení.</w:t>
       </w:r>
       <w:r>
         <w:rPr>
@@ -357,7 +357,7 @@
         </w:numPr>
       </w:pPr>
       <w:r>
-        <w:t>Všichni dlužníci jsou odpovědní společně a nerozdílně, tzn. že věřitelé mohou požadovat plnění celé částky po kterémkoli z nich, například i po [[PERSON_6]] nebo [[PERSON_7]].</w:t>
+        <w:t>Všichni dlužníci jsou odpovědní společně a nerozdílně, tzn. že věřitelé mohou požadovat plnění celé částky po kterémkoli z nich, například i po [[PERSON_5]] nebo [[PERSON_6]].</w:t>
       </w:r>
       <w:r>
         <w:rPr>
@@ -561,7 +561,7 @@
       <w:r>
         <w:t>…………………………………</w:t>
         <w:br/>
-        <w:t>[[PERSON_5]]</w:t>
+        <w:t>[[PERSON_4]]</w:t>
       </w:r>
       <w:r/>
     </w:p>
@@ -592,7 +592,7 @@
       <w:r>
         <w:t>…………………………………</w:t>
         <w:br/>
-        <w:t>[[PERSON_7]]</w:t>
+        <w:t>[[PERSON_6]]</w:t>
       </w:r>
       <w:r/>
     </w:p>
@@ -600,7 +600,7 @@
       <w:r>
         <w:t>…………………………………</w:t>
         <w:br/>
-        <w:t>[[PERSON_6]]</w:t>
+        <w:t>[[PERSON_5]]</w:t>
       </w:r>
       <w:r/>
     </w:p>

--- a/smlouva4_anon.docx
+++ b/smlouva4_anon.docx
@@ -56,7 +56,7 @@
           <w:b/>
           <w:bCs/>
         </w:rPr>
-        <w:t>[[PERSON_1]], nar. [[DATE_1]], trvale bytem [[ADDRESS_1]]</w:t>
+        <w:t>[[PERSON_1]], nar. [[DATE_1]], [[ADDRESS_1]]</w:t>
       </w:r>
       <w:r/>
     </w:p>
@@ -72,7 +72,7 @@
           <w:b/>
           <w:bCs/>
         </w:rPr>
-        <w:t>[[PERSON_5]], nar. [[DATE_2]], trvale bytem [[ADDRESS_2]]</w:t>
+        <w:t>[[PERSON_4]], nar. [[DATE_2]], [[ADDRESS_2]]</w:t>
       </w:r>
       <w:r/>
     </w:p>
@@ -108,7 +108,7 @@
           <w:b/>
           <w:bCs/>
         </w:rPr>
-        <w:t>[[PERSON_2]], nar. [[DATE_3]], trvale bytem [[ADDRESS_3]]</w:t>
+        <w:t>[[PERSON_2]], nar. [[DATE_3]], [[ADDRESS_3]]</w:t>
       </w:r>
       <w:r/>
     </w:p>
@@ -124,7 +124,7 @@
           <w:b/>
           <w:bCs/>
         </w:rPr>
-        <w:t>[[PERSON_3]], nar. [[DATE_4]], trvale bytem [[ADDRESS_4]]</w:t>
+        <w:t>[[PERSON_3]], nar. [[DATE_4]], [[ADDRESS_4]]</w:t>
       </w:r>
       <w:r/>
     </w:p>
@@ -140,7 +140,7 @@
           <w:b/>
           <w:bCs/>
         </w:rPr>
-        <w:t>[[PERSON_7]], nar. [[DATE_5]], trvale bytem [[ADDRESS_5]]</w:t>
+        <w:t>[[PERSON_6]], nar. [[DATE_5]], [[ADDRESS_5]]</w:t>
       </w:r>
       <w:r/>
     </w:p>
@@ -156,7 +156,7 @@
           <w:b/>
           <w:bCs/>
         </w:rPr>
-        <w:t>[[PERSON_6]], nar. [[DATE_6]], trvale bytem [[ADDRESS_6]]</w:t>
+        <w:t>[[PERSON_5]], nar. [[DATE_6]], [[ADDRESS_6]]</w:t>
       </w:r>
       <w:r/>
     </w:p>
@@ -219,7 +219,7 @@
         </w:numPr>
       </w:pPr>
       <w:r>
-        <w:t>Dlužníci tímto potvrzují, že jim byla uvedená částka předána dne [[DATE_7]] v hotovosti v přítomnosti svědka, paní [[PERSON_5]].</w:t>
+        <w:t>Dlužníci tímto potvrzují, že jim byla uvedená částka předána dne [[DATE_7]] v hotovosti v přítomnosti svědka, paní [[PERSON_4]].</w:t>
       </w:r>
       <w:r>
         <w:rPr>
@@ -339,7 +339,7 @@
         </w:numPr>
       </w:pPr>
       <w:r>
-        <w:t>V případě prodlení delšího než 14 dní je věřitelka [[PERSON_5]] oprávněna uplatnit smluvní pokutu ve výši 1 000 Kč za každý započatý měsíc prodlení.</w:t>
+        <w:t>V případě prodlení delšího než 14 dní je věřitelka [[PERSON_4]] oprávněna uplatnit smluvní pokutu ve výši 1 000 Kč za každý započatý měsíc prodlení.</w:t>
       </w:r>
       <w:r>
         <w:rPr>
@@ -357,7 +357,7 @@
         </w:numPr>
       </w:pPr>
       <w:r>
-        <w:t>Všichni dlužníci jsou odpovědní společně a nerozdílně, tzn. že věřitelé mohou požadovat plnění celé částky po kterémkoli z nich, například i po [[PERSON_6]] nebo [[PERSON_7]].</w:t>
+        <w:t>Všichni dlužníci jsou odpovědní společně a nerozdílně, tzn. že věřitelé mohou požadovat plnění celé částky po kterémkoli z nich, například i po [[PERSON_5]] nebo [[PERSON_6]].</w:t>
       </w:r>
       <w:r>
         <w:rPr>
@@ -561,7 +561,7 @@
       <w:r>
         <w:t>…………………………………</w:t>
         <w:br/>
-        <w:t>[[PERSON_5]]</w:t>
+        <w:t>[[PERSON_4]]</w:t>
       </w:r>
       <w:r/>
     </w:p>
@@ -592,7 +592,7 @@
       <w:r>
         <w:t>…………………………………</w:t>
         <w:br/>
-        <w:t>[[PERSON_7]]</w:t>
+        <w:t>[[PERSON_6]]</w:t>
       </w:r>
       <w:r/>
     </w:p>
@@ -600,7 +600,7 @@
       <w:r>
         <w:t>…………………………………</w:t>
         <w:br/>
-        <w:t>[[PERSON_6]]</w:t>
+        <w:t>[[PERSON_5]]</w:t>
       </w:r>
       <w:r/>
     </w:p>

--- a/smlouva4_anon.docx
+++ b/smlouva4_anon.docx
@@ -56,7 +56,7 @@
           <w:b/>
           <w:bCs/>
         </w:rPr>
-        <w:t>[[PERSON_1]], nar. [[DATE_1]], [[ADDRESS_1]]</w:t>
+        <w:t>[[PERSON_1]], nar. [[DATE_1]], trvale bytem: [[ADDRESS_1]]</w:t>
       </w:r>
       <w:r/>
     </w:p>
@@ -72,7 +72,7 @@
           <w:b/>
           <w:bCs/>
         </w:rPr>
-        <w:t>[[PERSON_4]], nar. [[DATE_2]], [[ADDRESS_2]]</w:t>
+        <w:t>[[PERSON_4]], nar. [[DATE_2]], trvale bytem: [[ADDRESS_2]]</w:t>
       </w:r>
       <w:r/>
     </w:p>
@@ -108,7 +108,7 @@
           <w:b/>
           <w:bCs/>
         </w:rPr>
-        <w:t>[[PERSON_2]], nar. [[DATE_3]], [[ADDRESS_3]]</w:t>
+        <w:t>[[PERSON_2]], nar. [[DATE_3]], trvale bytem: [[ADDRESS_3]]</w:t>
       </w:r>
       <w:r/>
     </w:p>
@@ -124,7 +124,7 @@
           <w:b/>
           <w:bCs/>
         </w:rPr>
-        <w:t>[[PERSON_3]], nar. [[DATE_4]], [[ADDRESS_4]]</w:t>
+        <w:t>[[PERSON_3]], nar. [[DATE_4]], trvale bytem: [[ADDRESS_4]]</w:t>
       </w:r>
       <w:r/>
     </w:p>
@@ -140,7 +140,7 @@
           <w:b/>
           <w:bCs/>
         </w:rPr>
-        <w:t>[[PERSON_6]], nar. [[DATE_5]], [[ADDRESS_5]]</w:t>
+        <w:t>[[PERSON_6]], nar. [[DATE_5]], trvale bytem: [[ADDRESS_5]]</w:t>
       </w:r>
       <w:r/>
     </w:p>
@@ -156,7 +156,7 @@
           <w:b/>
           <w:bCs/>
         </w:rPr>
-        <w:t>[[PERSON_5]], nar. [[DATE_6]], [[ADDRESS_6]]</w:t>
+        <w:t>[[PERSON_5]], nar. [[DATE_6]], trvale bytem: [[ADDRESS_6]]</w:t>
       </w:r>
       <w:r/>
     </w:p>

--- a/smlouva4_anon.docx
+++ b/smlouva4_anon.docx
@@ -310,7 +310,7 @@
         </w:numPr>
       </w:pPr>
       <w:r>
-        <w:t>Dlužníci se zavazují vrátit celou půjčenou částku nejpozději do 30. listopadu 2025, a to na účet pana [[PERSON_1]], č. ú. [[BANK_1]].</w:t>
+        <w:t>Dlužníci se zavazují vrátit celou půjčenou částku nejpozději do [[DATE_8]], a to na účet pana [[PERSON_1]], č. ú. [[BANK_1]].</w:t>
       </w:r>
       <w:r>
         <w:rPr>
@@ -426,7 +426,7 @@
         </w:numPr>
       </w:pPr>
       <w:r>
-        <w:t>Dále se [[PERSON_2]] zavazuje poskytnout ručení svým osobním automobilem značky Škoda Octavia RZ: 2AB 1234.</w:t>
+        <w:t>Dále se [[PERSON_2]] zavazuje poskytnout ručení svým osobním automobilem značky Škoda Octavia RZ: [[LICENSE_PLATE_1]].</w:t>
       </w:r>
       <w:r>
         <w:rPr>
@@ -466,7 +466,7 @@
         </w:numPr>
       </w:pPr>
       <w:r>
-        <w:t>Tato smlouva byla projednána dne [[DATE_8]] v kanceláři paní [[PERSON_3]], která se ujala jejího sepsání a zajištění notářského ověření podpisů všech šesti účastníků.</w:t>
+        <w:t>Tato smlouva byla projednána dne [[DATE_9]] v kanceláři paní [[PERSON_3]], která se ujala jejího sepsání a zajištění notářského ověření podpisů všech šesti účastníků.</w:t>
       </w:r>
       <w:r>
         <w:rPr>
@@ -525,14 +525,13 @@
     </w:p>
     <w:p>
       <w:r>
-        <w:t xml:space="preserve">V Brně dne </w:t>
-      </w:r>
-      <w:r>
-        <w:rPr>
-          <w:b/>
-          <w:bCs/>
-        </w:rPr>
-        <w:t>31. července 2025</w:t>
+        <w:t>V Brně dne [[DATE_7]]</w:t>
+      </w:r>
+      <w:r>
+        <w:rPr>
+          <w:b/>
+          <w:bCs/>
+        </w:rPr>
       </w:r>
     </w:p>
     <w:p>

--- a/smlouva4_anon.docx
+++ b/smlouva4_anon.docx
@@ -56,7 +56,7 @@
           <w:b/>
           <w:bCs/>
         </w:rPr>
-        <w:t>[[PERSON_1]], nar. [[DATE_1]], trvale bytem: [[ADDRESS_1]]</w:t>
+        <w:t>[[PERSON_1]], nar. [[DATE_1]], [[ADDRESS_1]]</w:t>
       </w:r>
       <w:r/>
     </w:p>
@@ -72,7 +72,7 @@
           <w:b/>
           <w:bCs/>
         </w:rPr>
-        <w:t>[[PERSON_4]], nar. [[DATE_2]], trvale bytem: [[ADDRESS_2]]</w:t>
+        <w:t>[[PERSON_4]], nar. [[DATE_2]], [[ADDRESS_2]] Budějovice</w:t>
       </w:r>
       <w:r/>
     </w:p>
@@ -108,7 +108,7 @@
           <w:b/>
           <w:bCs/>
         </w:rPr>
-        <w:t>[[PERSON_2]], nar. [[DATE_3]], trvale bytem: [[ADDRESS_3]]</w:t>
+        <w:t>[[PERSON_2]], nar. [[DATE_3]], [[ADDRESS_3]] Králové</w:t>
       </w:r>
       <w:r/>
     </w:p>
@@ -124,7 +124,7 @@
           <w:b/>
           <w:bCs/>
         </w:rPr>
-        <w:t>[[PERSON_3]], nar. [[DATE_4]], trvale bytem: [[ADDRESS_4]]</w:t>
+        <w:t>[[PERSON_3]], nar. [[DATE_4]], [[ADDRESS_4]]</w:t>
       </w:r>
       <w:r/>
     </w:p>
@@ -140,7 +140,7 @@
           <w:b/>
           <w:bCs/>
         </w:rPr>
-        <w:t>[[PERSON_6]], nar. [[DATE_5]], trvale bytem: [[ADDRESS_5]]</w:t>
+        <w:t>[[PERSON_6]], nar. [[DATE_5]], [[ADDRESS_5]]</w:t>
       </w:r>
       <w:r/>
     </w:p>
@@ -156,7 +156,7 @@
           <w:b/>
           <w:bCs/>
         </w:rPr>
-        <w:t>[[PERSON_5]], nar. [[DATE_6]], trvale bytem: [[ADDRESS_6]]</w:t>
+        <w:t>[[PERSON_5]], nar. [[DATE_6]], [[ADDRESS_6]]</w:t>
       </w:r>
       <w:r/>
     </w:p>

--- a/smlouva4_anon.docx
+++ b/smlouva4_anon.docx
@@ -72,7 +72,7 @@
           <w:b/>
           <w:bCs/>
         </w:rPr>
-        <w:t>[[PERSON_4]], nar. [[DATE_2]], [[ADDRESS_2]] Budějovice</w:t>
+        <w:t>[[PERSON_4]], nar. [[DATE_2]], [[ADDRESS_2]]</w:t>
       </w:r>
       <w:r/>
     </w:p>
@@ -108,7 +108,7 @@
           <w:b/>
           <w:bCs/>
         </w:rPr>
-        <w:t>[[PERSON_2]], nar. [[DATE_3]], [[ADDRESS_3]] Králové</w:t>
+        <w:t>[[PERSON_2]], nar. [[DATE_3]], [[ADDRESS_3]]</w:t>
       </w:r>
       <w:r/>
     </w:p>
